--- a/Report_lab2_siasko.docx
+++ b/Report_lab2_siasko.docx
@@ -2159,7 +2159,7 @@
                 <w:b w:val="0"/>
                 <w:sz w:val="22"/>
               </w:rPr>
-              <w:t>(0.952; −2.976) м, висота 2.191 м</w:t>
+              <w:t>(0.942; −2.976) м, висота 2.190 м</w:t>
             </w:r>
           </w:p>
         </w:tc>
@@ -2191,7 +2191,7 @@
                 <w:b w:val="0"/>
                 <w:sz w:val="22"/>
               </w:rPr>
-              <w:t>0.154 м (допуск 0.20 м — виконано)</w:t>
+              <w:t>0.144 м (допуск 0.20 м — виконано)</w:t>
             </w:r>
           </w:p>
         </w:tc>
@@ -2223,7 +2223,7 @@
                 <w:b w:val="0"/>
                 <w:sz w:val="22"/>
               </w:rPr>
-              <w:t>(0.945; −2.967) м, висота 0.19 м (на землі); відхилення від цілі ≈ 0.149 м</w:t>
+              <w:t>(0.936; −2.976) м, висота 0.19 м (на землі); відхилення від цілі ≈ 0.138 м</w:t>
             </w:r>
           </w:p>
         </w:tc>
@@ -7918,7 +7918,7 @@
           <w:rFonts w:ascii="Consolas" w:hAnsi="Consolas" w:eastAsia="Consolas"/>
           <w:sz w:val="13"/>
         </w:rPr>
-        <w:t>[INFO] [1792685170] Flight test node started</w:t>
+        <w:t>[INFO] [1792705256] Flight test node started</w:t>
       </w:r>
     </w:p>
     <w:p>
@@ -7931,7 +7931,7 @@
           <w:rFonts w:ascii="Consolas" w:hAnsi="Consolas" w:eastAsia="Consolas"/>
           <w:sz w:val="13"/>
         </w:rPr>
-        <w:t>[INFO] [1792685170] Waiting for ArduPilot and ROS services...</w:t>
+        <w:t>[INFO] [1792705256] Waiting for ArduPilot and ROS services...</w:t>
       </w:r>
     </w:p>
     <w:p>
@@ -7944,7 +7944,7 @@
           <w:rFonts w:ascii="Consolas" w:hAnsi="Consolas" w:eastAsia="Consolas"/>
           <w:sz w:val="13"/>
         </w:rPr>
-        <w:t>[WARN] [1792685170] New publisher discovered on topic '/ap/v1/geopose/filtered', offering incompatible QoS. No messages will be received from it. Last incompatible policy: RELIABILITY</w:t>
+        <w:t>[WARN] [1792705256] New publisher discovered on topic '/ap/v1/geopose/filtered', offering incompatible QoS. No messages will be received from it. Last incompatible policy: RELIABILITY</w:t>
       </w:r>
     </w:p>
     <w:p>
@@ -7957,7 +7957,7 @@
           <w:rFonts w:ascii="Consolas" w:hAnsi="Consolas" w:eastAsia="Consolas"/>
           <w:sz w:val="13"/>
         </w:rPr>
-        <w:t>[INFO] [1792685170] Start position: x0=6.000, y0=-2.200</w:t>
+        <w:t>[INFO] [1792705256] Start position: x0=6.000, y0=-2.200</w:t>
       </w:r>
     </w:p>
     <w:p>
@@ -7970,7 +7970,7 @@
           <w:rFonts w:ascii="Consolas" w:hAnsi="Consolas" w:eastAsia="Consolas"/>
           <w:sz w:val="13"/>
         </w:rPr>
-        <w:t>[INFO] [1792685170] Target point (variant 23): x=0.800, y=-3.000  (delta_x=5.2, delta_y=0.8)</w:t>
+        <w:t>[INFO] [1792705256] Target point (variant 23): x=0.800, y=-3.000  (delta_x=5.2, delta_y=0.8)</w:t>
       </w:r>
     </w:p>
     <w:p>
@@ -7983,7 +7983,7 @@
           <w:rFonts w:ascii="Consolas" w:hAnsi="Consolas" w:eastAsia="Consolas"/>
           <w:sz w:val="13"/>
         </w:rPr>
-        <w:t>[INFO] [1792685171] ArduPilot and all services are available</w:t>
+        <w:t>[INFO] [1792705257] ArduPilot and all services are available</w:t>
       </w:r>
     </w:p>
     <w:p>
@@ -7996,7 +7996,7 @@
           <w:rFonts w:ascii="Consolas" w:hAnsi="Consolas" w:eastAsia="Consolas"/>
           <w:sz w:val="13"/>
         </w:rPr>
-        <w:t>[INFO] [1792685172] Pre-arm check passed: Vehicle is Armable</w:t>
+        <w:t>[INFO] [1792705257] Running pre-arm check</w:t>
       </w:r>
     </w:p>
     <w:p>
@@ -8009,7 +8009,7 @@
           <w:rFonts w:ascii="Consolas" w:hAnsi="Consolas" w:eastAsia="Consolas"/>
           <w:sz w:val="13"/>
         </w:rPr>
-        <w:t>[WARN] [1792685232] EKF wait timed out, continuing</w:t>
+        <w:t>[INFO] [1792705257] Pre-arm check passed: Vehicle is Armable</w:t>
       </w:r>
     </w:p>
     <w:p>
@@ -8022,7 +8022,7 @@
           <w:rFonts w:ascii="Consolas" w:hAnsi="Consolas" w:eastAsia="Consolas"/>
           <w:sz w:val="13"/>
         </w:rPr>
-        <w:t>[INFO] [1792685232] Requesting flight mode 4</w:t>
+        <w:t>[INFO] [1792705257] Waiting for the EKF to settle before arming...</w:t>
       </w:r>
     </w:p>
     <w:p>
@@ -8035,7 +8035,7 @@
           <w:rFonts w:ascii="Consolas" w:hAnsi="Consolas" w:eastAsia="Consolas"/>
           <w:sz w:val="13"/>
         </w:rPr>
-        <w:t>[INFO] [1792685232] GUIDED mode enabled</w:t>
+        <w:t>[WARN] [1792705317] EKF wait timed out, continuing</w:t>
       </w:r>
     </w:p>
     <w:p>
@@ -8048,7 +8048,7 @@
           <w:rFonts w:ascii="Consolas" w:hAnsi="Consolas" w:eastAsia="Consolas"/>
           <w:sz w:val="13"/>
         </w:rPr>
-        <w:t>[INFO] [1792685232] Requesting motor arming</w:t>
+        <w:t>[INFO] [1792705317] Requesting flight mode 4</w:t>
       </w:r>
     </w:p>
     <w:p>
@@ -8061,7 +8061,7 @@
           <w:rFonts w:ascii="Consolas" w:hAnsi="Consolas" w:eastAsia="Consolas"/>
           <w:sz w:val="13"/>
         </w:rPr>
-        <w:t>[INFO] [1792685232] Motors armed</w:t>
+        <w:t>[INFO] [1792705317] GUIDED mode enabled</w:t>
       </w:r>
     </w:p>
     <w:p>
@@ -8074,7 +8074,7 @@
           <w:rFonts w:ascii="Consolas" w:hAnsi="Consolas" w:eastAsia="Consolas"/>
           <w:sz w:val="13"/>
         </w:rPr>
-        <w:t>[INFO] [1792685232] Requesting takeoff to 2.0 m</w:t>
+        <w:t>[INFO] [1792705317] Requesting motor arming</w:t>
       </w:r>
     </w:p>
     <w:p>
@@ -8087,7 +8087,7 @@
           <w:rFonts w:ascii="Consolas" w:hAnsi="Consolas" w:eastAsia="Consolas"/>
           <w:sz w:val="13"/>
         </w:rPr>
-        <w:t>[INFO] [1792685232] Takeoff command accepted</w:t>
+        <w:t>[INFO] [1792705317] Motors armed</w:t>
       </w:r>
     </w:p>
     <w:p>
@@ -8100,7 +8100,7 @@
           <w:rFonts w:ascii="Consolas" w:hAnsi="Consolas" w:eastAsia="Consolas"/>
           <w:sz w:val="13"/>
         </w:rPr>
-        <w:t>[INFO] [1792685232] Hovering for 20.0 seconds</w:t>
+        <w:t>[INFO] [1792705318] Requesting takeoff to 2.0 m</w:t>
       </w:r>
     </w:p>
     <w:p>
@@ -8113,7 +8113,7 @@
           <w:rFonts w:ascii="Consolas" w:hAnsi="Consolas" w:eastAsia="Consolas"/>
           <w:sz w:val="13"/>
         </w:rPr>
-        <w:t>[INFO] [1792685233] Climbing, altitude 0.19 m</w:t>
+        <w:t>[INFO] [1792705318] Takeoff command accepted</w:t>
       </w:r>
     </w:p>
     <w:p>
@@ -8126,7 +8126,7 @@
           <w:rFonts w:ascii="Consolas" w:hAnsi="Consolas" w:eastAsia="Consolas"/>
           <w:sz w:val="13"/>
         </w:rPr>
-        <w:t>[INFO] [1792685238] Climbing, altitude 0.19 m</w:t>
+        <w:t>[INFO] [1792705318] Hovering for 20.0 seconds</w:t>
       </w:r>
     </w:p>
     <w:p>
@@ -8139,7 +8139,7 @@
           <w:rFonts w:ascii="Consolas" w:hAnsi="Consolas" w:eastAsia="Consolas"/>
           <w:sz w:val="13"/>
         </w:rPr>
-        <w:t>[INFO] [1792685243] Climbing, altitude 0.19 m</w:t>
+        <w:t>[INFO] [1792705318] Climbing, altitude 0.19 m</w:t>
       </w:r>
     </w:p>
     <w:p>
@@ -8152,7 +8152,7 @@
           <w:rFonts w:ascii="Consolas" w:hAnsi="Consolas" w:eastAsia="Consolas"/>
           <w:sz w:val="13"/>
         </w:rPr>
-        <w:t>[INFO] [1792685248] Climbing, altitude 0.19 m</w:t>
+        <w:t>[INFO] [1792705348] Takeoff altitude reached: 1.82 m</w:t>
       </w:r>
     </w:p>
     <w:p>
@@ -8165,7 +8165,7 @@
           <w:rFonts w:ascii="Consolas" w:hAnsi="Consolas" w:eastAsia="Consolas"/>
           <w:sz w:val="13"/>
         </w:rPr>
-        <w:t>[INFO] [1792685253] Climbing, altitude 0.19 m</w:t>
+        <w:t>[INFO] [1792705368] Hover completed, flying to the target point</w:t>
       </w:r>
     </w:p>
     <w:p>
@@ -8178,7 +8178,7 @@
           <w:rFonts w:ascii="Consolas" w:hAnsi="Consolas" w:eastAsia="Consolas"/>
           <w:sz w:val="13"/>
         </w:rPr>
-        <w:t>[INFO] [1792685258] Climbing, altitude 0.45 m</w:t>
+        <w:t>[INFO] [1792705368] Navigation started, target (0.800, -3.000)</w:t>
       </w:r>
     </w:p>
     <w:p>
@@ -8191,7 +8191,7 @@
           <w:rFonts w:ascii="Consolas" w:hAnsi="Consolas" w:eastAsia="Consolas"/>
           <w:sz w:val="13"/>
         </w:rPr>
-        <w:t>[INFO] [1792685264] Climbing, altitude 1.79 m</w:t>
+        <w:t>[INFO] [1792705368] pos=(6.00, -2.20, 2.19) dist=5.26 m speed=0.40 m/s</w:t>
       </w:r>
     </w:p>
     <w:p>
@@ -8204,7 +8204,7 @@
           <w:rFonts w:ascii="Consolas" w:hAnsi="Consolas" w:eastAsia="Consolas"/>
           <w:sz w:val="13"/>
         </w:rPr>
-        <w:t>[INFO] [1792685264] Takeoff altitude reached: 1.83 m</w:t>
+        <w:t>[INFO] [1792705375] pos=(5.55, -2.26, 2.20) dist=4.81 m speed=0.40 m/s</w:t>
       </w:r>
     </w:p>
     <w:p>
@@ -8217,7 +8217,7 @@
           <w:rFonts w:ascii="Consolas" w:hAnsi="Consolas" w:eastAsia="Consolas"/>
           <w:sz w:val="13"/>
         </w:rPr>
-        <w:t>[INFO] [1792685284] Hover completed, flying to the target point</w:t>
+        <w:t>[INFO] [1792705382] pos=(4.86, -2.37, 2.19) dist=4.11 m speed=0.40 m/s</w:t>
       </w:r>
     </w:p>
     <w:p>
@@ -8230,7 +8230,7 @@
           <w:rFonts w:ascii="Consolas" w:hAnsi="Consolas" w:eastAsia="Consolas"/>
           <w:sz w:val="13"/>
         </w:rPr>
-        <w:t>[INFO] [1792685284] Navigation started, target (0.800, -3.000)</w:t>
+        <w:t>[INFO] [1792705389] pos=(4.14, -2.48, 2.19) dist=3.38 m speed=0.40 m/s</w:t>
       </w:r>
     </w:p>
     <w:p>
@@ -8243,7 +8243,7 @@
           <w:rFonts w:ascii="Consolas" w:hAnsi="Consolas" w:eastAsia="Consolas"/>
           <w:sz w:val="13"/>
         </w:rPr>
-        <w:t>[INFO] [1792685284] pos=(5.99, -2.20, 2.19) dist=5.25 m speed=0.40 m/s</w:t>
+        <w:t>[INFO] [1792705396] pos=(3.45, -2.59, 2.19) dist=2.69 m speed=0.40 m/s</w:t>
       </w:r>
     </w:p>
     <w:p>
@@ -8256,7 +8256,7 @@
           <w:rFonts w:ascii="Consolas" w:hAnsi="Consolas" w:eastAsia="Consolas"/>
           <w:sz w:val="13"/>
         </w:rPr>
-        <w:t>[INFO] [1792685291] pos=(5.54, -2.26, 2.19) dist=4.80 m speed=0.40 m/s</w:t>
+        <w:t>[INFO] [1792705403] pos=(2.73, -2.70, 2.19) dist=1.95 m speed=0.40 m/s</w:t>
       </w:r>
     </w:p>
     <w:p>
@@ -8269,7 +8269,7 @@
           <w:rFonts w:ascii="Consolas" w:hAnsi="Consolas" w:eastAsia="Consolas"/>
           <w:sz w:val="13"/>
         </w:rPr>
-        <w:t>[INFO] [1792685297] pos=(4.91, -2.36, 2.19) dist=4.16 m speed=0.40 m/s</w:t>
+        <w:t>[INFO] [1792705410] pos=(1.97, -2.82, 2.19) dist=1.18 m speed=0.40 m/s</w:t>
       </w:r>
     </w:p>
     <w:p>
@@ -8282,7 +8282,7 @@
           <w:rFonts w:ascii="Consolas" w:hAnsi="Consolas" w:eastAsia="Consolas"/>
           <w:sz w:val="13"/>
         </w:rPr>
-        <w:t>[INFO] [1792685304] pos=(4.20, -2.47, 2.19) dist=3.44 m speed=0.40 m/s</w:t>
+        <w:t>[INFO] [1792705416] pos=(1.37, -2.91, 2.19) dist=0.58 m speed=0.23 m/s</w:t>
       </w:r>
     </w:p>
     <w:p>
@@ -8295,7 +8295,7 @@
           <w:rFonts w:ascii="Consolas" w:hAnsi="Consolas" w:eastAsia="Consolas"/>
           <w:sz w:val="13"/>
         </w:rPr>
-        <w:t>[INFO] [1792685311] pos=(3.57, -2.57, 2.19) dist=2.81 m speed=0.40 m/s</w:t>
+        <w:t>[INFO] [1792705422] pos=(1.03, -2.96, 2.19) dist=0.24 m speed=0.10 m/s</w:t>
       </w:r>
     </w:p>
     <w:p>
@@ -8308,7 +8308,7 @@
           <w:rFonts w:ascii="Consolas" w:hAnsi="Consolas" w:eastAsia="Consolas"/>
           <w:sz w:val="13"/>
         </w:rPr>
-        <w:t>[INFO] [1792685318] pos=(2.99, -2.66, 2.19) dist=2.21 m speed=0.40 m/s</w:t>
+        <w:t>[INFO] [1792705426] Target point reached</w:t>
       </w:r>
     </w:p>
     <w:p>
@@ -8321,7 +8321,7 @@
           <w:rFonts w:ascii="Consolas" w:hAnsi="Consolas" w:eastAsia="Consolas"/>
           <w:sz w:val="13"/>
         </w:rPr>
-        <w:t>[INFO] [1792685324] pos=(2.42, -2.75, 2.19) dist=1.64 m speed=0.40 m/s</w:t>
+        <w:t>[INFO] [1792705426] RESULT start    : x0=6.000, y0=-2.200</w:t>
       </w:r>
     </w:p>
     <w:p>
@@ -8334,7 +8334,7 @@
           <w:rFonts w:ascii="Consolas" w:hAnsi="Consolas" w:eastAsia="Consolas"/>
           <w:sz w:val="13"/>
         </w:rPr>
-        <w:t>[INFO] [1792685331] pos=(1.80, -2.84, 2.19) dist=1.01 m speed=0.40 m/s</w:t>
+        <w:t>[INFO] [1792705426] RESULT target   : x=0.800, y=-3.000</w:t>
       </w:r>
     </w:p>
     <w:p>
@@ -8347,7 +8347,7 @@
           <w:rFonts w:ascii="Consolas" w:hAnsi="Consolas" w:eastAsia="Consolas"/>
           <w:sz w:val="13"/>
         </w:rPr>
-        <w:t>[INFO] [1792685337] pos=(1.26, -2.93, 2.19) dist=0.46 m speed=0.19 m/s</w:t>
+        <w:t>[INFO] [1792705426] RESULT actual   : x=0.942, y=-2.976, z=2.190</w:t>
       </w:r>
     </w:p>
     <w:p>
@@ -8360,7 +8360,7 @@
           <w:rFonts w:ascii="Consolas" w:hAnsi="Consolas" w:eastAsia="Consolas"/>
           <w:sz w:val="13"/>
         </w:rPr>
-        <w:t>[INFO] [1792685346] Target point reached</w:t>
+        <w:t>[INFO] [1792705426] RESULT error    : e=0.144 m</w:t>
       </w:r>
     </w:p>
     <w:p>
@@ -8373,7 +8373,7 @@
           <w:rFonts w:ascii="Consolas" w:hAnsi="Consolas" w:eastAsia="Consolas"/>
           <w:sz w:val="13"/>
         </w:rPr>
-        <w:t>[INFO] [1792685346] RESULT start    : x0=6.000, y0=-2.200</w:t>
+        <w:t>[INFO] [1792705426] Holding position at the target before landing</w:t>
       </w:r>
     </w:p>
     <w:p>
@@ -8386,7 +8386,7 @@
           <w:rFonts w:ascii="Consolas" w:hAnsi="Consolas" w:eastAsia="Consolas"/>
           <w:sz w:val="13"/>
         </w:rPr>
-        <w:t>[INFO] [1792685346] RESULT target   : x=0.800, y=-3.000</w:t>
+        <w:t>[INFO] [1792705436] Hold at target finished, landing</w:t>
       </w:r>
     </w:p>
     <w:p>
@@ -8399,7 +8399,7 @@
           <w:rFonts w:ascii="Consolas" w:hAnsi="Consolas" w:eastAsia="Consolas"/>
           <w:sz w:val="13"/>
         </w:rPr>
-        <w:t>[INFO] [1792685346] RESULT actual   : x=0.952, y=-2.976, z=2.191</w:t>
+        <w:t>[INFO] [1792705436] Requesting flight mode 9</w:t>
       </w:r>
     </w:p>
     <w:p>
@@ -8412,7 +8412,7 @@
           <w:rFonts w:ascii="Consolas" w:hAnsi="Consolas" w:eastAsia="Consolas"/>
           <w:sz w:val="13"/>
         </w:rPr>
-        <w:t>[INFO] [1792685346] RESULT error    : e=0.154 m</w:t>
+        <w:t>[INFO] [1792705436] LAND mode enabled</w:t>
       </w:r>
     </w:p>
     <w:p>
@@ -8425,7 +8425,7 @@
           <w:rFonts w:ascii="Consolas" w:hAnsi="Consolas" w:eastAsia="Consolas"/>
           <w:sz w:val="13"/>
         </w:rPr>
-        <w:t>[INFO] [1792685346] Holding position at the target before landing</w:t>
+        <w:t>[INFO] [1792705462] Landing completed</w:t>
       </w:r>
     </w:p>
     <w:p>
@@ -8438,7 +8438,7 @@
           <w:rFonts w:ascii="Consolas" w:hAnsi="Consolas" w:eastAsia="Consolas"/>
           <w:sz w:val="13"/>
         </w:rPr>
-        <w:t>[INFO] [1792685356] Hold at target finished, landing</w:t>
+        <w:t>[INFO] [1792705462] Final Gazebo position: x=0.936, y=-2.976, altitude=0.19 m</w:t>
       </w:r>
     </w:p>
     <w:p>
@@ -8451,59 +8451,7 @@
           <w:rFonts w:ascii="Consolas" w:hAnsi="Consolas" w:eastAsia="Consolas"/>
           <w:sz w:val="13"/>
         </w:rPr>
-        <w:t>[INFO] [1792685356] Requesting flight mode 9</w:t>
-      </w:r>
-    </w:p>
-    <w:p>
-      <w:pPr>
-        <w:spacing w:after="0"/>
-        <w:ind w:left="170"/>
-      </w:pPr>
-      <w:r>
-        <w:rPr>
-          <w:rFonts w:ascii="Consolas" w:hAnsi="Consolas" w:eastAsia="Consolas"/>
-          <w:sz w:val="13"/>
-        </w:rPr>
-        <w:t>[INFO] [1792685356] LAND mode enabled</w:t>
-      </w:r>
-    </w:p>
-    <w:p>
-      <w:pPr>
-        <w:spacing w:after="0"/>
-        <w:ind w:left="170"/>
-      </w:pPr>
-      <w:r>
-        <w:rPr>
-          <w:rFonts w:ascii="Consolas" w:hAnsi="Consolas" w:eastAsia="Consolas"/>
-          <w:sz w:val="13"/>
-        </w:rPr>
-        <w:t>[INFO] [1792685385] Landing completed</w:t>
-      </w:r>
-    </w:p>
-    <w:p>
-      <w:pPr>
-        <w:spacing w:after="0"/>
-        <w:ind w:left="170"/>
-      </w:pPr>
-      <w:r>
-        <w:rPr>
-          <w:rFonts w:ascii="Consolas" w:hAnsi="Consolas" w:eastAsia="Consolas"/>
-          <w:sz w:val="13"/>
-        </w:rPr>
-        <w:t>[INFO] [1792685385] Final Gazebo position: x=0.945, y=-2.967, altitude=0.19 m</w:t>
-      </w:r>
-    </w:p>
-    <w:p>
-      <w:pPr>
-        <w:spacing w:after="0"/>
-        <w:ind w:left="170"/>
-      </w:pPr>
-      <w:r>
-        <w:rPr>
-          <w:rFonts w:ascii="Consolas" w:hAnsi="Consolas" w:eastAsia="Consolas"/>
-          <w:sz w:val="13"/>
-        </w:rPr>
-        <w:t>[INFO] [1792685385] Flight test completed successfully</w:t>
+        <w:t>[INFO] [1792705462] Flight test completed successfully</w:t>
       </w:r>
     </w:p>
     <w:p/>
@@ -8539,7 +8487,7 @@
       <w:r>
         <w:drawing>
           <wp:inline xmlns:a="http://schemas.openxmlformats.org/drawingml/2006/main" xmlns:pic="http://schemas.openxmlformats.org/drawingml/2006/picture">
-            <wp:extent cx="5580000" cy="4838906"/>
+            <wp:extent cx="5040000" cy="2693077"/>
             <wp:docPr id="1" name="Picture 1"/>
             <wp:cNvGraphicFramePr>
               <a:graphicFrameLocks noChangeAspect="1"/>
@@ -8560,7 +8508,7 @@
                   <pic:spPr>
                     <a:xfrm>
                       <a:off x="0" y="0"/>
-                      <a:ext cx="5580000" cy="4838906"/>
+                      <a:ext cx="5040000" cy="2693077"/>
                     </a:xfrm>
                     <a:prstGeom prst="rect"/>
                   </pic:spPr>
@@ -8581,7 +8529,7 @@
           <w:b w:val="0"/>
           <w:i/>
         </w:rPr>
-        <w:t>Рис.1 Початок: Gazebo Sim, дрон Iris у стартовій точці (6.0; −2.2) лабіринту</w:t>
+        <w:t>Рис.1 Gazebo Sim: дрон Iris (модель із мешами) на початку руху до цілі, камера слідкування; старт (6.0; −2.2)</w:t>
       </w:r>
     </w:p>
     <w:p>
@@ -8591,8 +8539,164 @@
       <w:r>
         <w:drawing>
           <wp:inline xmlns:a="http://schemas.openxmlformats.org/drawingml/2006/main" xmlns:pic="http://schemas.openxmlformats.org/drawingml/2006/picture">
-            <wp:extent cx="5580000" cy="4838906"/>
+            <wp:extent cx="5040000" cy="2693077"/>
             <wp:docPr id="2" name="Picture 2"/>
+            <wp:cNvGraphicFramePr>
+              <a:graphicFrameLocks noChangeAspect="1"/>
+            </wp:cNvGraphicFramePr>
+            <a:graphic>
+              <a:graphicData uri="http://schemas.openxmlformats.org/drawingml/2006/picture">
+                <pic:pic>
+                  <pic:nvPicPr>
+                    <pic:cNvPr id="0" name="03_flight.jpg"/>
+                    <pic:cNvPicPr/>
+                  </pic:nvPicPr>
+                  <pic:blipFill>
+                    <a:blip r:embed="rId10"/>
+                    <a:stretch>
+                      <a:fillRect/>
+                    </a:stretch>
+                  </pic:blipFill>
+                  <pic:spPr>
+                    <a:xfrm>
+                      <a:off x="0" y="0"/>
+                      <a:ext cx="5040000" cy="2693077"/>
+                    </a:xfrm>
+                    <a:prstGeom prst="rect"/>
+                  </pic:spPr>
+                </pic:pic>
+              </a:graphicData>
+            </a:graphic>
+          </wp:inline>
+        </w:drawing>
+      </w:r>
+    </w:p>
+    <w:p>
+      <w:pPr>
+        <w:spacing w:after="80"/>
+        <w:jc w:val="center"/>
+      </w:pPr>
+      <w:r>
+        <w:rPr>
+          <w:b w:val="0"/>
+          <w:i/>
+        </w:rPr>
+        <w:t>Рис.2 Політ до цілі: дрон на висоті ≈2.2 м рухається коридором лабіринту зі швидкістю 0.4 м/с</w:t>
+      </w:r>
+    </w:p>
+    <w:p>
+      <w:pPr>
+        <w:jc w:val="center"/>
+      </w:pPr>
+      <w:r>
+        <w:drawing>
+          <wp:inline xmlns:a="http://schemas.openxmlformats.org/drawingml/2006/main" xmlns:pic="http://schemas.openxmlformats.org/drawingml/2006/picture">
+            <wp:extent cx="5040000" cy="2693077"/>
+            <wp:docPr id="3" name="Picture 3"/>
+            <wp:cNvGraphicFramePr>
+              <a:graphicFrameLocks noChangeAspect="1"/>
+            </wp:cNvGraphicFramePr>
+            <a:graphic>
+              <a:graphicData uri="http://schemas.openxmlformats.org/drawingml/2006/picture">
+                <pic:pic>
+                  <pic:nvPicPr>
+                    <pic:cNvPr id="0" name="04_flight.jpg"/>
+                    <pic:cNvPicPr/>
+                  </pic:nvPicPr>
+                  <pic:blipFill>
+                    <a:blip r:embed="rId11"/>
+                    <a:stretch>
+                      <a:fillRect/>
+                    </a:stretch>
+                  </pic:blipFill>
+                  <pic:spPr>
+                    <a:xfrm>
+                      <a:off x="0" y="0"/>
+                      <a:ext cx="5040000" cy="2693077"/>
+                    </a:xfrm>
+                    <a:prstGeom prst="rect"/>
+                  </pic:spPr>
+                </pic:pic>
+              </a:graphicData>
+            </a:graphic>
+          </wp:inline>
+        </w:drawing>
+      </w:r>
+    </w:p>
+    <w:p>
+      <w:pPr>
+        <w:spacing w:after="80"/>
+        <w:jc w:val="center"/>
+      </w:pPr>
+      <w:r>
+        <w:rPr>
+          <w:b w:val="0"/>
+          <w:i/>
+        </w:rPr>
+        <w:t>Рис.3 Наближення до цілі (до цілі менше 1 м): швидкість зменшується за законом v = clamp(K·d, v_min, v_max)</w:t>
+      </w:r>
+    </w:p>
+    <w:p>
+      <w:pPr>
+        <w:jc w:val="center"/>
+      </w:pPr>
+      <w:r>
+        <w:drawing>
+          <wp:inline xmlns:a="http://schemas.openxmlformats.org/drawingml/2006/main" xmlns:pic="http://schemas.openxmlformats.org/drawingml/2006/picture">
+            <wp:extent cx="5040000" cy="2693077"/>
+            <wp:docPr id="4" name="Picture 4"/>
+            <wp:cNvGraphicFramePr>
+              <a:graphicFrameLocks noChangeAspect="1"/>
+            </wp:cNvGraphicFramePr>
+            <a:graphic>
+              <a:graphicData uri="http://schemas.openxmlformats.org/drawingml/2006/picture">
+                <pic:pic>
+                  <pic:nvPicPr>
+                    <pic:cNvPr id="0" name="05_overview.jpg"/>
+                    <pic:cNvPicPr/>
+                  </pic:nvPicPr>
+                  <pic:blipFill>
+                    <a:blip r:embed="rId12"/>
+                    <a:stretch>
+                      <a:fillRect/>
+                    </a:stretch>
+                  </pic:blipFill>
+                  <pic:spPr>
+                    <a:xfrm>
+                      <a:off x="0" y="0"/>
+                      <a:ext cx="5040000" cy="2693077"/>
+                    </a:xfrm>
+                    <a:prstGeom prst="rect"/>
+                  </pic:spPr>
+                </pic:pic>
+              </a:graphicData>
+            </a:graphic>
+          </wp:inline>
+        </w:drawing>
+      </w:r>
+    </w:p>
+    <w:p>
+      <w:pPr>
+        <w:spacing w:after="80"/>
+        <w:jc w:val="center"/>
+      </w:pPr>
+      <w:r>
+        <w:rPr>
+          <w:b w:val="0"/>
+          <w:i/>
+        </w:rPr>
+        <w:t>Рис.4 Загальний вигляд лабіринту зверху: дрон біля цілі (0.94; −2.98), утримання позиції перед посадкою</w:t>
+      </w:r>
+    </w:p>
+    <w:p>
+      <w:pPr>
+        <w:jc w:val="center"/>
+      </w:pPr>
+      <w:r>
+        <w:drawing>
+          <wp:inline xmlns:a="http://schemas.openxmlformats.org/drawingml/2006/main" xmlns:pic="http://schemas.openxmlformats.org/drawingml/2006/picture">
+            <wp:extent cx="5040000" cy="2693077"/>
+            <wp:docPr id="5" name="Picture 5"/>
             <wp:cNvGraphicFramePr>
               <a:graphicFrameLocks noChangeAspect="1"/>
             </wp:cNvGraphicFramePr>
@@ -8604,7 +8708,7 @@
                     <pic:cNvPicPr/>
                   </pic:nvPicPr>
                   <pic:blipFill>
-                    <a:blip r:embed="rId10"/>
+                    <a:blip r:embed="rId13"/>
                     <a:stretch>
                       <a:fillRect/>
                     </a:stretch>
@@ -8612,7 +8716,7 @@
                   <pic:spPr>
                     <a:xfrm>
                       <a:off x="0" y="0"/>
-                      <a:ext cx="5580000" cy="4838906"/>
+                      <a:ext cx="5040000" cy="2693077"/>
                     </a:xfrm>
                     <a:prstGeom prst="rect"/>
                   </pic:spPr>
@@ -8633,7 +8737,7 @@
           <w:b w:val="0"/>
           <w:i/>
         </w:rPr>
-        <w:t>Рис.2 Кінець: дрон приземлився біля цілі (0.95; −2.97) у коридорі лабіринту; позиція перед посадкою — у таблиці та в журналі</w:t>
+        <w:t>Рис.5 Кінець: дрон приземлився біля цілі (0.94; −2.98); фактичні координати та похибка — у таблиці та в журналі</w:t>
       </w:r>
     </w:p>
     <w:p>
@@ -8671,7 +8775,7 @@
         <w:pStyle w:val="ListBullet"/>
       </w:pPr>
       <w:r>
-        <w:t>Модель дрона в Gazebo відображається каркасом (меші package:// недоступні в WSL); на фізику та політ це не впливає.</w:t>
+        <w:t>Відображення дрона. Спершу меші моделі Iris не завантажувались (URI package://ardupilot_gazebo/... не резолвиться у WSL, дрон малювався каркасом); у моделі iris_with_standoffs URI замінено на абсолютні file:// — тепер дрон відображається повноцінною моделлю (скрипт setup/fix_mesh2.sh). На фізику та політ це не впливає.</w:t>
       </w:r>
     </w:p>
     <w:p>
@@ -8705,7 +8809,7 @@
           <w:b w:val="0"/>
           <w:i w:val="0"/>
         </w:rPr>
-        <w:t>У ході роботи розгорнуто середовище Gazebo Harmonic + ArduPilot SITL + ROS 2 Humble у WSL2, створено скрипти запуску/зупинки, запущено приклад викладача та реалізовано власний стан NAVIGATING (пропорційний профіль швидкості, зупинка на цілі, утримання, автопосадка). Дрон долетів до цілі варіанту 23 (Δx = 5.2 м, Δy = 0.8 м) із похибкою 0.154 м (&lt; 0.2 м), утримав позицію, автоматично приземлився й програма завершилась коректно. Отримано практичний досвід інтеграції ROS 2 з ArduPilot через DDS, керування швидкістю у системі координат map та аналізу причин аварійних завершень польоту (Crash-check, зіткнення зі стіною).</w:t>
+        <w:t>У ході роботи розгорнуто середовище Gazebo Harmonic + ArduPilot SITL + ROS 2 Humble у WSL2, створено скрипти запуску/зупинки, запущено приклад викладача та реалізовано власний стан NAVIGATING (пропорційний профіль швидкості, зупинка на цілі, утримання, автопосадка). Дрон долетів до цілі варіанту 23 (Δx = 5.2 м, Δy = 0.8 м) із похибкою 0.144 м (&lt; 0.2 м), утримав позицію, автоматично приземлився й програма завершилась коректно. Отримано практичний досвід інтеграції ROS 2 з ArduPilot через DDS, керування швидкістю у системі координат map та аналізу причин аварійних завершень польоту (Crash-check, зіткнення зі стіною).</w:t>
       </w:r>
     </w:p>
     <w:sectPr>
